--- a/teaching/2026Summer/5070/HW/7.docx
+++ b/teaching/2026Summer/5070/HW/7.docx
@@ -97,6 +97,7 @@
           <w:ilvl w:val="0"/>
           <w:numId w:val="4"/>
         </w:numPr>
+        <w:ind w:left="-720" w:right="-1011" w:firstLine="0"/>
         <w:rPr>
           <w:rFonts w:ascii="Times New Roman" w:hAnsi="Times New Roman"/>
           <w:sz w:val="28"/>
@@ -114,6 +115,37 @@
     </w:p>
     <w:p>
       <w:pPr>
+        <w:ind w:left="-720" w:right="-1011" w:firstLine="0"/>
+        <w:rPr>
+          <w:rFonts w:ascii="Times New Roman" w:hAnsi="Times New Roman"/>
+          <w:sz w:val="28"/>
+          <w:szCs w:val="28"/>
+        </w:rPr>
+      </w:pPr>
+    </w:p>
+    <w:p>
+      <w:pPr>
+        <w:ind w:left="-720" w:right="-1011" w:firstLine="0"/>
+        <w:rPr>
+          <w:rFonts w:ascii="Times New Roman" w:hAnsi="Times New Roman"/>
+          <w:sz w:val="28"/>
+          <w:szCs w:val="28"/>
+        </w:rPr>
+      </w:pPr>
+    </w:p>
+    <w:p>
+      <w:pPr>
+        <w:ind w:left="-720" w:right="-1011" w:firstLine="0"/>
+        <w:rPr>
+          <w:rFonts w:ascii="Times New Roman" w:hAnsi="Times New Roman"/>
+          <w:sz w:val="28"/>
+          <w:szCs w:val="28"/>
+        </w:rPr>
+      </w:pPr>
+    </w:p>
+    <w:p>
+      <w:pPr>
+        <w:ind w:left="-720" w:right="-1011" w:firstLine="0"/>
         <w:rPr>
           <w:rFonts w:ascii="Times New Roman" w:hAnsi="Times New Roman"/>
           <w:sz w:val="28"/>
@@ -128,6 +160,7 @@
           <w:ilvl w:val="0"/>
           <w:numId w:val="4"/>
         </w:numPr>
+        <w:ind w:left="-720" w:right="-1011" w:firstLine="0"/>
         <w:rPr>
           <w:rFonts w:ascii="Times New Roman" w:hAnsi="Times New Roman"/>
           <w:sz w:val="28"/>
@@ -178,15 +211,47 @@
     <w:p>
       <w:pPr>
         <w:pStyle w:val="ListParagraph"/>
-        <w:rPr>
-          <w:rFonts w:ascii="Times New Roman" w:hAnsi="Times New Roman"/>
-          <w:sz w:val="28"/>
-          <w:szCs w:val="28"/>
-        </w:rPr>
-      </w:pPr>
-    </w:p>
-    <w:p>
-      <w:pPr>
+        <w:ind w:left="-720" w:right="-1011"/>
+        <w:rPr>
+          <w:rFonts w:ascii="Times New Roman" w:hAnsi="Times New Roman"/>
+          <w:sz w:val="28"/>
+          <w:szCs w:val="28"/>
+        </w:rPr>
+      </w:pPr>
+    </w:p>
+    <w:p>
+      <w:pPr>
+        <w:ind w:left="-720" w:right="-1011" w:firstLine="0"/>
+        <w:rPr>
+          <w:rFonts w:ascii="Times New Roman" w:hAnsi="Times New Roman"/>
+          <w:sz w:val="28"/>
+          <w:szCs w:val="28"/>
+        </w:rPr>
+      </w:pPr>
+    </w:p>
+    <w:p>
+      <w:pPr>
+        <w:ind w:left="-720" w:right="-1011" w:firstLine="0"/>
+        <w:rPr>
+          <w:rFonts w:ascii="Times New Roman" w:hAnsi="Times New Roman"/>
+          <w:sz w:val="28"/>
+          <w:szCs w:val="28"/>
+        </w:rPr>
+      </w:pPr>
+    </w:p>
+    <w:p>
+      <w:pPr>
+        <w:ind w:left="-720" w:right="-1011" w:firstLine="0"/>
+        <w:rPr>
+          <w:rFonts w:ascii="Times New Roman" w:hAnsi="Times New Roman"/>
+          <w:sz w:val="28"/>
+          <w:szCs w:val="28"/>
+        </w:rPr>
+      </w:pPr>
+    </w:p>
+    <w:p>
+      <w:pPr>
+        <w:ind w:left="-720" w:right="-1011" w:firstLine="0"/>
         <w:rPr>
           <w:rFonts w:ascii="Times New Roman" w:hAnsi="Times New Roman"/>
           <w:sz w:val="28"/>
@@ -201,6 +266,7 @@
           <w:ilvl w:val="0"/>
           <w:numId w:val="4"/>
         </w:numPr>
+        <w:ind w:left="-720" w:right="-1011" w:firstLine="0"/>
         <w:rPr>
           <w:rFonts w:ascii="Times New Roman" w:hAnsi="Times New Roman"/>
           <w:sz w:val="28"/>
@@ -218,6 +284,264 @@
     </w:p>
     <w:p>
       <w:pPr>
+        <w:pStyle w:val="ListParagraph"/>
+        <w:ind w:left="-720" w:right="-1011"/>
+        <w:rPr>
+          <w:rFonts w:ascii="Times New Roman" w:hAnsi="Times New Roman"/>
+          <w:i/>
+          <w:iCs/>
+          <w:sz w:val="28"/>
+          <w:szCs w:val="28"/>
+        </w:rPr>
+      </w:pPr>
+      <w:r>
+        <w:rPr>
+          <w:rFonts w:ascii="Times New Roman" w:hAnsi="Times New Roman"/>
+          <w:i/>
+          <w:iCs/>
+          <w:sz w:val="28"/>
+          <w:szCs w:val="28"/>
+        </w:rPr>
+        <w:t xml:space="preserve">(hints: you need to </w:t>
+      </w:r>
+      <w:r>
+        <w:rPr>
+          <w:rFonts w:ascii="Times New Roman" w:hAnsi="Times New Roman"/>
+          <w:i/>
+          <w:iCs/>
+          <w:sz w:val="28"/>
+          <w:szCs w:val="28"/>
+        </w:rPr>
+        <w:t xml:space="preserve">provide </w:t>
+      </w:r>
+      <w:r>
+        <w:rPr>
+          <w:rFonts w:ascii="Times New Roman" w:hAnsi="Times New Roman"/>
+          <w:i/>
+          <w:iCs/>
+          <w:sz w:val="28"/>
+          <w:szCs w:val="28"/>
+        </w:rPr>
+        <w:t>k</w:t>
+      </w:r>
+      <w:r>
+        <w:rPr>
+          <w:rFonts w:ascii="Times New Roman" w:hAnsi="Times New Roman"/>
+          <w:i/>
+          <w:iCs/>
+          <w:sz w:val="28"/>
+          <w:szCs w:val="28"/>
+          <w:vertAlign w:val="subscript"/>
+        </w:rPr>
+        <w:t>1</w:t>
+      </w:r>
+      <w:r>
+        <w:rPr>
+          <w:rFonts w:ascii="Times New Roman" w:hAnsi="Times New Roman"/>
+          <w:i/>
+          <w:iCs/>
+          <w:sz w:val="28"/>
+          <w:szCs w:val="28"/>
+        </w:rPr>
+        <w:t>, k</w:t>
+      </w:r>
+      <w:r>
+        <w:rPr>
+          <w:rFonts w:ascii="Times New Roman" w:hAnsi="Times New Roman"/>
+          <w:i/>
+          <w:iCs/>
+          <w:sz w:val="28"/>
+          <w:szCs w:val="28"/>
+          <w:vertAlign w:val="subscript"/>
+        </w:rPr>
+        <w:t>2</w:t>
+      </w:r>
+      <w:r>
+        <w:rPr>
+          <w:rFonts w:ascii="Times New Roman" w:hAnsi="Times New Roman"/>
+          <w:i/>
+          <w:iCs/>
+          <w:sz w:val="28"/>
+          <w:szCs w:val="28"/>
+        </w:rPr>
+        <w:t xml:space="preserve">, …, </w:t>
+      </w:r>
+      <w:r>
+        <w:rPr>
+          <w:rFonts w:ascii="Times New Roman" w:hAnsi="Times New Roman"/>
+          <w:i/>
+          <w:iCs/>
+          <w:sz w:val="28"/>
+          <w:szCs w:val="28"/>
+        </w:rPr>
+        <w:t xml:space="preserve">n </w:t>
+      </w:r>
+      <w:r>
+        <w:rPr>
+          <w:rFonts w:ascii="Times New Roman" w:hAnsi="Times New Roman"/>
+          <w:i/>
+          <w:iCs/>
+          <w:sz w:val="28"/>
+          <w:szCs w:val="28"/>
+        </w:rPr>
+        <w:t>that</w:t>
+      </w:r>
+      <w:r>
+        <w:rPr>
+          <w:rFonts w:ascii="Times New Roman" w:hAnsi="Times New Roman"/>
+          <w:i/>
+          <w:iCs/>
+          <w:sz w:val="28"/>
+          <w:szCs w:val="28"/>
+        </w:rPr>
+        <w:t xml:space="preserve"> the</w:t>
+      </w:r>
+      <w:r>
+        <w:rPr>
+          <w:rFonts w:ascii="Times New Roman" w:hAnsi="Times New Roman"/>
+          <w:i/>
+          <w:iCs/>
+          <w:sz w:val="28"/>
+          <w:szCs w:val="28"/>
+        </w:rPr>
+        <w:t xml:space="preserve"> </w:t>
+      </w:r>
+      <w:r>
+        <w:rPr>
+          <w:rFonts w:ascii="Times New Roman" w:hAnsi="Times New Roman"/>
+          <w:i/>
+          <w:iCs/>
+          <w:sz w:val="28"/>
+          <w:szCs w:val="28"/>
+        </w:rPr>
+        <w:t xml:space="preserve">x ≡ </w:t>
+      </w:r>
+      <w:r>
+        <w:rPr>
+          <w:rFonts w:ascii="Times New Roman" w:hAnsi="Times New Roman"/>
+          <w:i/>
+          <w:iCs/>
+          <w:sz w:val="28"/>
+          <w:szCs w:val="28"/>
+        </w:rPr>
+        <w:t>k</w:t>
+      </w:r>
+      <w:r>
+        <w:rPr>
+          <w:rFonts w:ascii="Times New Roman" w:hAnsi="Times New Roman"/>
+          <w:i/>
+          <w:iCs/>
+          <w:sz w:val="28"/>
+          <w:szCs w:val="28"/>
+          <w:vertAlign w:val="subscript"/>
+        </w:rPr>
+        <w:t>1</w:t>
+      </w:r>
+      <w:r>
+        <w:rPr>
+          <w:rFonts w:ascii="Times New Roman" w:hAnsi="Times New Roman"/>
+          <w:i/>
+          <w:iCs/>
+          <w:sz w:val="28"/>
+          <w:szCs w:val="28"/>
+        </w:rPr>
+        <w:t>, k</w:t>
+      </w:r>
+      <w:r>
+        <w:rPr>
+          <w:rFonts w:ascii="Times New Roman" w:hAnsi="Times New Roman"/>
+          <w:i/>
+          <w:iCs/>
+          <w:sz w:val="28"/>
+          <w:szCs w:val="28"/>
+          <w:vertAlign w:val="subscript"/>
+        </w:rPr>
+        <w:t>2</w:t>
+      </w:r>
+      <w:r>
+        <w:rPr>
+          <w:rFonts w:ascii="Times New Roman" w:hAnsi="Times New Roman"/>
+          <w:i/>
+          <w:iCs/>
+          <w:sz w:val="28"/>
+          <w:szCs w:val="28"/>
+        </w:rPr>
+        <w:t xml:space="preserve">, … (mod </w:t>
+      </w:r>
+      <w:r>
+        <w:rPr>
+          <w:rFonts w:ascii="Times New Roman" w:hAnsi="Times New Roman"/>
+          <w:i/>
+          <w:iCs/>
+          <w:sz w:val="28"/>
+          <w:szCs w:val="28"/>
+        </w:rPr>
+        <w:t>n</w:t>
+      </w:r>
+      <w:r>
+        <w:rPr>
+          <w:rFonts w:ascii="Times New Roman" w:hAnsi="Times New Roman"/>
+          <w:i/>
+          <w:iCs/>
+          <w:sz w:val="28"/>
+          <w:szCs w:val="28"/>
+        </w:rPr>
+        <w:t>)</w:t>
+      </w:r>
+      <w:r>
+        <w:rPr>
+          <w:rFonts w:ascii="Times New Roman" w:hAnsi="Times New Roman"/>
+          <w:i/>
+          <w:iCs/>
+          <w:sz w:val="28"/>
+          <w:szCs w:val="28"/>
+        </w:rPr>
+        <w:t>, or prove there does not exist such x</w:t>
+      </w:r>
+      <w:r>
+        <w:rPr>
+          <w:rFonts w:ascii="Times New Roman" w:hAnsi="Times New Roman"/>
+          <w:i/>
+          <w:iCs/>
+          <w:sz w:val="28"/>
+          <w:szCs w:val="28"/>
+        </w:rPr>
+        <w:t>)</w:t>
+      </w:r>
+    </w:p>
+    <w:p>
+      <w:pPr>
+        <w:ind w:left="-720" w:right="-1011" w:firstLine="0"/>
+        <w:rPr>
+          <w:rFonts w:ascii="Times New Roman" w:hAnsi="Times New Roman"/>
+          <w:sz w:val="28"/>
+          <w:szCs w:val="28"/>
+        </w:rPr>
+      </w:pPr>
+    </w:p>
+    <w:p>
+      <w:pPr>
+        <w:ind w:left="-720" w:right="-1011" w:firstLine="0"/>
+        <w:rPr>
+          <w:rFonts w:ascii="Times New Roman" w:hAnsi="Times New Roman"/>
+          <w:sz w:val="28"/>
+          <w:szCs w:val="28"/>
+        </w:rPr>
+      </w:pPr>
+    </w:p>
+    <w:p>
+      <w:pPr>
+        <w:ind w:left="-720" w:right="-1011" w:firstLine="0"/>
+        <w:rPr>
+          <w:rFonts w:ascii="Times New Roman" w:hAnsi="Times New Roman"/>
+          <w:sz w:val="28"/>
+          <w:szCs w:val="28"/>
+        </w:rPr>
+      </w:pPr>
+    </w:p>
+    <w:p>
+      <w:pPr>
+        <w:ind w:left="-720" w:right="-1011" w:firstLine="0"/>
         <w:rPr>
           <w:rFonts w:ascii="Times New Roman" w:hAnsi="Times New Roman"/>
           <w:sz w:val="28"/>
@@ -232,6 +556,7 @@
           <w:ilvl w:val="0"/>
           <w:numId w:val="4"/>
         </w:numPr>
+        <w:ind w:left="-720" w:right="-1011" w:firstLine="0"/>
         <w:rPr>
           <w:rFonts w:ascii="Times New Roman" w:eastAsiaTheme="minorEastAsia" w:hAnsi="Times New Roman"/>
           <w:sz w:val="28"/>
@@ -268,6 +593,7 @@
     <w:p>
       <w:pPr>
         <w:pStyle w:val="ListParagraph"/>
+        <w:ind w:left="-720" w:right="-1011"/>
         <w:rPr>
           <w:rFonts w:ascii="Times New Roman" w:eastAsiaTheme="minorEastAsia" w:hAnsi="Times New Roman"/>
           <w:sz w:val="28"/>
@@ -277,6 +603,29 @@
     </w:p>
     <w:p>
       <w:pPr>
+        <w:pStyle w:val="ListParagraph"/>
+        <w:ind w:left="-720" w:right="-1011"/>
+        <w:rPr>
+          <w:rFonts w:ascii="Times New Roman" w:eastAsiaTheme="minorEastAsia" w:hAnsi="Times New Roman"/>
+          <w:sz w:val="28"/>
+          <w:szCs w:val="28"/>
+        </w:rPr>
+      </w:pPr>
+    </w:p>
+    <w:p>
+      <w:pPr>
+        <w:pStyle w:val="ListParagraph"/>
+        <w:ind w:left="-720" w:right="-1011"/>
+        <w:rPr>
+          <w:rFonts w:ascii="Times New Roman" w:eastAsiaTheme="minorEastAsia" w:hAnsi="Times New Roman"/>
+          <w:sz w:val="28"/>
+          <w:szCs w:val="28"/>
+        </w:rPr>
+      </w:pPr>
+    </w:p>
+    <w:p>
+      <w:pPr>
+        <w:ind w:left="-720" w:right="-1011" w:firstLine="0"/>
         <w:rPr>
           <w:rFonts w:ascii="Times New Roman" w:eastAsiaTheme="minorEastAsia" w:hAnsi="Times New Roman"/>
           <w:sz w:val="28"/>
@@ -291,6 +640,7 @@
           <w:ilvl w:val="0"/>
           <w:numId w:val="4"/>
         </w:numPr>
+        <w:ind w:left="-720" w:right="-1011" w:firstLine="0"/>
         <w:rPr>
           <w:rFonts w:ascii="Times New Roman" w:eastAsiaTheme="minorEastAsia" w:hAnsi="Times New Roman"/>
           <w:sz w:val="28"/>
@@ -308,6 +658,47 @@
     </w:p>
     <w:p>
       <w:pPr>
+        <w:ind w:left="-720" w:right="-1011" w:firstLine="0"/>
+        <w:rPr>
+          <w:rFonts w:ascii="Times New Roman" w:eastAsiaTheme="minorEastAsia" w:hAnsi="Times New Roman"/>
+          <w:sz w:val="28"/>
+          <w:szCs w:val="28"/>
+        </w:rPr>
+      </w:pPr>
+    </w:p>
+    <w:p>
+      <w:pPr>
+        <w:ind w:left="-720" w:right="-1011" w:firstLine="0"/>
+        <w:rPr>
+          <w:rFonts w:ascii="Times New Roman" w:eastAsiaTheme="minorEastAsia" w:hAnsi="Times New Roman"/>
+          <w:sz w:val="28"/>
+          <w:szCs w:val="28"/>
+        </w:rPr>
+      </w:pPr>
+    </w:p>
+    <w:p>
+      <w:pPr>
+        <w:ind w:left="-720" w:right="-1011" w:firstLine="0"/>
+        <w:rPr>
+          <w:rFonts w:ascii="Times New Roman" w:eastAsiaTheme="minorEastAsia" w:hAnsi="Times New Roman"/>
+          <w:sz w:val="28"/>
+          <w:szCs w:val="28"/>
+        </w:rPr>
+      </w:pPr>
+    </w:p>
+    <w:p>
+      <w:pPr>
+        <w:ind w:left="-720" w:right="-1011" w:firstLine="0"/>
+        <w:rPr>
+          <w:rFonts w:ascii="Times New Roman" w:eastAsiaTheme="minorEastAsia" w:hAnsi="Times New Roman"/>
+          <w:sz w:val="28"/>
+          <w:szCs w:val="28"/>
+        </w:rPr>
+      </w:pPr>
+    </w:p>
+    <w:p>
+      <w:pPr>
+        <w:ind w:left="-720" w:right="-1011" w:firstLine="0"/>
         <w:rPr>
           <w:rFonts w:ascii="Times New Roman" w:eastAsiaTheme="minorEastAsia" w:hAnsi="Times New Roman"/>
           <w:sz w:val="28"/>
@@ -322,6 +713,7 @@
           <w:ilvl w:val="0"/>
           <w:numId w:val="4"/>
         </w:numPr>
+        <w:ind w:left="-720" w:right="-1011" w:firstLine="0"/>
         <w:rPr>
           <w:rFonts w:ascii="Times New Roman" w:hAnsi="Times New Roman"/>
           <w:sz w:val="28"/>
@@ -336,17 +728,6 @@
         </w:rPr>
         <w:t>Find the generating function for the sequence 1, −2, 4, −8, 16, . . ..</w:t>
       </w:r>
-    </w:p>
-    <w:p>
-      <w:pPr>
-        <w:pStyle w:val="ListParagraph"/>
-        <w:ind w:left="361"/>
-        <w:rPr>
-          <w:rFonts w:ascii="Times New Roman" w:hAnsi="Times New Roman"/>
-          <w:sz w:val="28"/>
-          <w:szCs w:val="28"/>
-        </w:rPr>
-      </w:pPr>
     </w:p>
     <w:p>
       <w:pPr>
@@ -354,6 +735,1177 @@
         <w:spacing w:line="259" w:lineRule="auto"/>
         <w:ind w:right="-21"/>
         <w:rPr>
+          <w:rFonts w:ascii="Times New Roman" w:hAnsi="Times New Roman"/>
+          <w:sz w:val="28"/>
+          <w:szCs w:val="28"/>
+        </w:rPr>
+      </w:pPr>
+    </w:p>
+    <w:p>
+      <w:pPr>
+        <w:pStyle w:val="ListParagraph"/>
+        <w:spacing w:line="259" w:lineRule="auto"/>
+        <w:ind w:right="-21"/>
+        <w:rPr>
+          <w:rFonts w:ascii="Times New Roman" w:hAnsi="Times New Roman"/>
+          <w:sz w:val="28"/>
+          <w:szCs w:val="28"/>
+        </w:rPr>
+      </w:pPr>
+    </w:p>
+    <w:p>
+      <w:pPr>
+        <w:pStyle w:val="ListParagraph"/>
+        <w:spacing w:line="259" w:lineRule="auto"/>
+        <w:ind w:right="-21"/>
+        <w:rPr>
+          <w:rFonts w:ascii="Times New Roman" w:hAnsi="Times New Roman"/>
+          <w:sz w:val="28"/>
+          <w:szCs w:val="28"/>
+        </w:rPr>
+      </w:pPr>
+    </w:p>
+    <w:p>
+      <w:pPr>
+        <w:pStyle w:val="ListParagraph"/>
+        <w:spacing w:line="259" w:lineRule="auto"/>
+        <w:ind w:right="-21"/>
+        <w:rPr>
+          <w:rFonts w:ascii="Times New Roman" w:hAnsi="Times New Roman"/>
+          <w:sz w:val="28"/>
+          <w:szCs w:val="28"/>
+        </w:rPr>
+      </w:pPr>
+    </w:p>
+    <w:p>
+      <w:pPr>
+        <w:pStyle w:val="ListParagraph"/>
+        <w:spacing w:line="259" w:lineRule="auto"/>
+        <w:ind w:right="-21"/>
+        <w:rPr>
+          <w:rFonts w:ascii="Times New Roman" w:hAnsi="Times New Roman"/>
+          <w:sz w:val="28"/>
+          <w:szCs w:val="28"/>
+        </w:rPr>
+      </w:pPr>
+    </w:p>
+    <w:p>
+      <w:pPr>
+        <w:pStyle w:val="ListParagraph"/>
+        <w:spacing w:line="259" w:lineRule="auto"/>
+        <w:ind w:right="-21"/>
+        <w:rPr>
+          <w:rFonts w:ascii="Times New Roman" w:hAnsi="Times New Roman"/>
+          <w:sz w:val="28"/>
+          <w:szCs w:val="28"/>
+        </w:rPr>
+      </w:pPr>
+    </w:p>
+    <w:p>
+      <w:pPr>
+        <w:pStyle w:val="ListParagraph"/>
+        <w:spacing w:line="259" w:lineRule="auto"/>
+        <w:ind w:right="-21"/>
+        <w:rPr>
+          <w:rFonts w:ascii="Times New Roman" w:hAnsi="Times New Roman"/>
+          <w:sz w:val="28"/>
+          <w:szCs w:val="28"/>
+        </w:rPr>
+      </w:pPr>
+    </w:p>
+    <w:p>
+      <w:pPr>
+        <w:pStyle w:val="ListParagraph"/>
+        <w:spacing w:line="259" w:lineRule="auto"/>
+        <w:ind w:right="-21"/>
+        <w:rPr>
+          <w:rFonts w:ascii="Times New Roman" w:hAnsi="Times New Roman"/>
+          <w:sz w:val="28"/>
+          <w:szCs w:val="28"/>
+        </w:rPr>
+      </w:pPr>
+    </w:p>
+    <w:p>
+      <w:pPr>
+        <w:pStyle w:val="ListParagraph"/>
+        <w:spacing w:line="259" w:lineRule="auto"/>
+        <w:ind w:right="-21"/>
+        <w:rPr>
+          <w:rFonts w:ascii="Times New Roman" w:hAnsi="Times New Roman"/>
+          <w:sz w:val="28"/>
+          <w:szCs w:val="28"/>
+        </w:rPr>
+      </w:pPr>
+    </w:p>
+    <w:p>
+      <w:pPr>
+        <w:pStyle w:val="ListParagraph"/>
+        <w:spacing w:line="259" w:lineRule="auto"/>
+        <w:ind w:right="-21"/>
+        <w:rPr>
+          <w:rFonts w:ascii="Times New Roman" w:hAnsi="Times New Roman"/>
+          <w:sz w:val="28"/>
+          <w:szCs w:val="28"/>
+        </w:rPr>
+      </w:pPr>
+    </w:p>
+    <w:p>
+      <w:pPr>
+        <w:pStyle w:val="ListParagraph"/>
+        <w:spacing w:line="259" w:lineRule="auto"/>
+        <w:ind w:right="-21"/>
+        <w:rPr>
+          <w:rFonts w:ascii="Times New Roman" w:hAnsi="Times New Roman"/>
+          <w:sz w:val="28"/>
+          <w:szCs w:val="28"/>
+        </w:rPr>
+      </w:pPr>
+    </w:p>
+    <w:p>
+      <w:pPr>
+        <w:pStyle w:val="ListParagraph"/>
+        <w:spacing w:line="259" w:lineRule="auto"/>
+        <w:ind w:right="-21"/>
+        <w:rPr>
+          <w:rFonts w:ascii="Times New Roman" w:hAnsi="Times New Roman"/>
+          <w:sz w:val="28"/>
+          <w:szCs w:val="28"/>
+        </w:rPr>
+      </w:pPr>
+    </w:p>
+    <w:p>
+      <w:pPr>
+        <w:pStyle w:val="ListParagraph"/>
+        <w:spacing w:line="259" w:lineRule="auto"/>
+        <w:ind w:right="-21"/>
+        <w:rPr>
+          <w:rFonts w:ascii="Times New Roman" w:hAnsi="Times New Roman"/>
+          <w:sz w:val="28"/>
+          <w:szCs w:val="28"/>
+        </w:rPr>
+      </w:pPr>
+    </w:p>
+    <w:p>
+      <w:pPr>
+        <w:ind w:left="0" w:firstLine="0"/>
+        <w:rPr>
+          <w:rFonts w:ascii="Times New Roman" w:hAnsi="Times New Roman"/>
+          <w:b/>
+          <w:bCs/>
+          <w:sz w:val="26"/>
+          <w:szCs w:val="26"/>
+        </w:rPr>
+      </w:pPr>
+      <w:r>
+        <w:rPr>
+          <w:rFonts w:ascii="Times New Roman" w:hAnsi="Times New Roman"/>
+          <w:b/>
+          <w:bCs/>
+          <w:sz w:val="26"/>
+          <w:szCs w:val="26"/>
+          <w:highlight w:val="yellow"/>
+        </w:rPr>
+        <w:t>Submission Guidelines:</w:t>
+      </w:r>
+      <w:r>
+        <w:rPr>
+          <w:rFonts w:ascii="Times New Roman" w:hAnsi="Times New Roman"/>
+          <w:b/>
+          <w:bCs/>
+          <w:sz w:val="26"/>
+          <w:szCs w:val="26"/>
+        </w:rPr>
+        <w:t xml:space="preserve"> </w:t>
+      </w:r>
+    </w:p>
+    <w:p>
+      <w:pPr>
+        <w:pStyle w:val="ListParagraph"/>
+        <w:widowControl/>
+        <w:numPr>
+          <w:ilvl w:val="0"/>
+          <w:numId w:val="5"/>
+        </w:numPr>
+        <w:suppressAutoHyphens/>
+        <w:ind w:left="0" w:firstLine="0"/>
+        <w:contextualSpacing/>
+        <w:rPr>
+          <w:rFonts w:ascii="Times New Roman" w:hAnsi="Times New Roman" w:cs="Times New Roman"/>
+          <w:sz w:val="26"/>
+          <w:szCs w:val="26"/>
+        </w:rPr>
+      </w:pPr>
+      <w:r>
+        <w:rPr>
+          <w:rFonts w:ascii="Times New Roman" w:hAnsi="Times New Roman" w:cs="Times New Roman"/>
+          <w:sz w:val="26"/>
+          <w:szCs w:val="26"/>
+        </w:rPr>
+        <w:t xml:space="preserve">No handwritten submission is accepted, always submit answers as text within this or similar document file with any support images embedded in the file. </w:t>
+      </w:r>
+    </w:p>
+    <w:p>
+      <w:pPr>
+        <w:pStyle w:val="ListParagraph"/>
+        <w:widowControl/>
+        <w:numPr>
+          <w:ilvl w:val="0"/>
+          <w:numId w:val="5"/>
+        </w:numPr>
+        <w:suppressAutoHyphens/>
+        <w:ind w:left="0" w:firstLine="0"/>
+        <w:contextualSpacing/>
+        <w:rPr>
+          <w:rFonts w:ascii="Times New Roman" w:hAnsi="Times New Roman" w:cs="Times New Roman"/>
+          <w:sz w:val="26"/>
+          <w:szCs w:val="26"/>
+        </w:rPr>
+      </w:pPr>
+      <w:r>
+        <w:rPr>
+          <w:rFonts w:ascii="Times New Roman" w:hAnsi="Times New Roman" w:cs="Times New Roman"/>
+          <w:b/>
+          <w:bCs/>
+          <w:color w:val="FF0000"/>
+          <w:sz w:val="26"/>
+          <w:szCs w:val="26"/>
+        </w:rPr>
+        <w:t>EXCEPTION</w:t>
+      </w:r>
+      <w:r>
+        <w:rPr>
+          <w:rFonts w:ascii="Times New Roman" w:hAnsi="Times New Roman" w:cs="Times New Roman"/>
+          <w:sz w:val="26"/>
+          <w:szCs w:val="26"/>
+        </w:rPr>
+        <w:t>:  If asked for source code implementation you can submit those individually and as separate files in ASCII format in their original file format .cpp, .java, .py, .cs etc. or even as a .txt file will be acceptable.  Do not insert code into the submission document file.  It ruins spacing which makes .python and some languages (perl, awk etc.) difficult to test build.</w:t>
+      </w:r>
+    </w:p>
+    <w:p>
+      <w:pPr>
+        <w:pStyle w:val="ListParagraph"/>
+        <w:widowControl/>
+        <w:numPr>
+          <w:ilvl w:val="0"/>
+          <w:numId w:val="5"/>
+        </w:numPr>
+        <w:suppressAutoHyphens/>
+        <w:ind w:left="0" w:firstLine="0"/>
+        <w:contextualSpacing/>
+        <w:rPr>
+          <w:rFonts w:ascii="Times New Roman" w:hAnsi="Times New Roman" w:cs="Times New Roman"/>
+          <w:sz w:val="26"/>
+          <w:szCs w:val="26"/>
+        </w:rPr>
+      </w:pPr>
+      <w:r>
+        <w:rPr>
+          <w:rFonts w:ascii="Times New Roman" w:hAnsi="Times New Roman" w:cs="Times New Roman"/>
+          <w:sz w:val="26"/>
+          <w:szCs w:val="26"/>
+        </w:rPr>
+        <w:t>Do not submit ZIP files… ever… for anything in D2L.  The system is extremely unhelpful with regards to those filetypes and grading.</w:t>
+      </w:r>
+    </w:p>
+    <w:p>
+      <w:pPr>
+        <w:pStyle w:val="NormalWeb"/>
+        <w:numPr>
+          <w:ilvl w:val="0"/>
+          <w:numId w:val="5"/>
+        </w:numPr>
+        <w:ind w:left="0" w:firstLine="0"/>
+      </w:pPr>
+      <w:r>
+        <w:lastRenderedPageBreak/>
+        <w:t>You may include your freehand drawing/image and handwritten scans in the submission. However, the writing and images must be clearly legible.   Though, it is best to present non-handwritten submissions, generally, as is done in the professional setting.</w:t>
+      </w:r>
+    </w:p>
+    <w:p>
+      <w:pPr>
+        <w:pStyle w:val="NormalWeb"/>
+        <w:numPr>
+          <w:ilvl w:val="0"/>
+          <w:numId w:val="5"/>
+        </w:numPr>
+        <w:ind w:left="0" w:firstLine="0"/>
+      </w:pPr>
+      <w:r>
+        <w:t>If asked, show all work/calculations/graphs etc. in the determination of the problem.</w:t>
+      </w:r>
+    </w:p>
+    <w:p>
+      <w:pPr>
+        <w:pStyle w:val="ListParagraph"/>
+        <w:widowControl/>
+        <w:numPr>
+          <w:ilvl w:val="0"/>
+          <w:numId w:val="5"/>
+        </w:numPr>
+        <w:suppressAutoHyphens/>
+        <w:spacing w:after="240"/>
+        <w:ind w:left="0" w:firstLine="0"/>
+        <w:contextualSpacing/>
+        <w:rPr>
+          <w:rFonts w:ascii="Times New Roman" w:eastAsia="Times New Roman" w:hAnsi="Times New Roman" w:cs="Times New Roman"/>
+          <w:sz w:val="26"/>
+          <w:szCs w:val="26"/>
+          <w:highlight w:val="yellow"/>
+        </w:rPr>
+      </w:pPr>
+      <w:r>
+        <w:rPr>
+          <w:rFonts w:ascii="Times New Roman" w:eastAsia="Times New Roman" w:hAnsi="Times New Roman" w:cs="Times New Roman"/>
+          <w:b/>
+          <w:bCs/>
+          <w:sz w:val="26"/>
+          <w:szCs w:val="26"/>
+          <w:highlight w:val="yellow"/>
+        </w:rPr>
+        <w:t>Please complete your entire work in a single Word Document and Save the file as: yournetid_CSXXXX_Assignment0N.docx (e.g. ogarcia5_CS5070_Assignment01.docx.) and upload your file in D2L.</w:t>
+      </w:r>
+    </w:p>
+    <w:p>
+      <w:pPr>
+        <w:pStyle w:val="NormalWeb"/>
+        <w:numPr>
+          <w:ilvl w:val="0"/>
+          <w:numId w:val="5"/>
+        </w:numPr>
+        <w:ind w:left="0" w:firstLine="0"/>
+      </w:pPr>
+      <w:r>
+        <w:t>Please observe the submission due date and time. After the due date there is a 50% penalty for the next 48 hours. Any submission after 48 hours of the due date will be graded at 0%.</w:t>
+      </w:r>
+    </w:p>
+    <w:p>
+      <w:pPr>
+        <w:pStyle w:val="NormalWeb"/>
+        <w:numPr>
+          <w:ilvl w:val="0"/>
+          <w:numId w:val="5"/>
+        </w:numPr>
+        <w:ind w:left="0" w:firstLine="0"/>
+      </w:pPr>
+      <w:r>
+        <w:t xml:space="preserve">If you include a reference or an image taken from other sources, please cite them appropriately. APA is preferred but cite them so they can be found.   </w:t>
+      </w:r>
+      <w:r>
+        <w:rPr>
+          <w:b/>
+          <w:bCs/>
+          <w:color w:val="FF0000"/>
+        </w:rPr>
+        <w:t xml:space="preserve">NOTE:  verbatim copying </w:t>
+      </w:r>
+      <w:r>
+        <w:rPr>
+          <w:b/>
+          <w:bCs/>
+          <w:color w:val="FF0000"/>
+        </w:rPr>
+        <w:t>or even</w:t>
+      </w:r>
+      <w:r>
+        <w:rPr>
+          <w:b/>
+          <w:bCs/>
+          <w:color w:val="FF0000"/>
+        </w:rPr>
+        <w:t xml:space="preserve"> paraphrasing is plagiarism so if the source used constitutes your answer rather than simply </w:t>
+      </w:r>
+      <w:r>
+        <w:rPr>
+          <w:b/>
+          <w:bCs/>
+          <w:i/>
+          <w:iCs/>
+          <w:color w:val="FF0000"/>
+        </w:rPr>
+        <w:t>supporting</w:t>
+      </w:r>
+      <w:r>
+        <w:rPr>
+          <w:b/>
+          <w:bCs/>
+          <w:color w:val="FF0000"/>
+        </w:rPr>
+        <w:t xml:space="preserve"> the answer, it will be considered invalid.</w:t>
+      </w:r>
+      <w:r>
+        <w:rPr>
+          <w:b/>
+          <w:bCs/>
+          <w:color w:val="FF0000"/>
+        </w:rPr>
+        <w:t xml:space="preserve">  This is especially true of source code implementation answers.</w:t>
+      </w:r>
+    </w:p>
+    <w:p>
+      <w:pPr>
+        <w:pStyle w:val="ListParagraph"/>
+        <w:widowControl/>
+        <w:numPr>
+          <w:ilvl w:val="0"/>
+          <w:numId w:val="5"/>
+        </w:numPr>
+        <w:suppressAutoHyphens/>
+        <w:ind w:left="0" w:firstLine="0"/>
+        <w:contextualSpacing/>
+        <w:rPr>
+          <w:rFonts w:ascii="Times New Roman" w:hAnsi="Times New Roman" w:cs="Times New Roman"/>
+          <w:sz w:val="26"/>
+          <w:szCs w:val="26"/>
+        </w:rPr>
+      </w:pPr>
+      <w:r>
+        <w:rPr>
+          <w:rFonts w:ascii="Times New Roman" w:hAnsi="Times New Roman" w:cs="Times New Roman"/>
+          <w:sz w:val="26"/>
+          <w:szCs w:val="26"/>
+        </w:rPr>
+        <w:t>If you resubmit, please make sure to attach the file again. Your latest submission before the due date will be the one graded.</w:t>
+      </w:r>
+    </w:p>
+    <w:p>
+      <w:pPr>
+        <w:spacing w:after="812" w:line="265" w:lineRule="auto"/>
+        <w:ind w:left="0" w:firstLine="0"/>
+      </w:pPr>
+    </w:p>
+    <w:p>
+      <w:pPr>
+        <w:spacing w:after="812" w:line="265" w:lineRule="auto"/>
+        <w:ind w:left="0" w:firstLine="0"/>
+      </w:pPr>
+    </w:p>
+    <w:p>
+      <w:pPr>
+        <w:spacing w:before="20"/>
+        <w:ind w:left="0" w:firstLine="0"/>
+        <w:rPr>
+          <w:rFonts w:ascii="Times New Roman" w:hAnsi="Times New Roman"/>
+          <w:color w:val="000000" w:themeColor="text1"/>
+          <w:sz w:val="28"/>
+          <w:szCs w:val="28"/>
+        </w:rPr>
+      </w:pPr>
+      <w:r>
+        <w:rPr>
+          <w:rFonts w:ascii="Cambria Math" w:hAnsi="Cambria Math" w:cs="Cambria Math"/>
+          <w:color w:val="000000" w:themeColor="text1"/>
+          <w:sz w:val="28"/>
+          <w:szCs w:val="28"/>
+        </w:rPr>
+        <w:t>∀</w:t>
+      </w:r>
+      <w:r>
+        <w:rPr>
+          <w:rFonts w:ascii="Times New Roman" w:hAnsi="Times New Roman"/>
+          <w:color w:val="000000" w:themeColor="text1"/>
+          <w:sz w:val="28"/>
+          <w:szCs w:val="28"/>
+        </w:rPr>
+        <w:t xml:space="preserve"> means “for </w:t>
+      </w:r>
+      <w:r>
+        <w:rPr>
+          <w:rFonts w:ascii="Times New Roman" w:hAnsi="Times New Roman"/>
+          <w:color w:val="000000" w:themeColor="text1"/>
+          <w:sz w:val="28"/>
+          <w:szCs w:val="28"/>
+        </w:rPr>
+        <w:t>all</w:t>
+      </w:r>
+      <w:r>
+        <w:rPr>
+          <w:rFonts w:ascii="Times New Roman" w:hAnsi="Times New Roman"/>
+          <w:color w:val="000000" w:themeColor="text1"/>
+          <w:sz w:val="28"/>
+          <w:szCs w:val="28"/>
+        </w:rPr>
+        <w:t>” in …</w:t>
+      </w:r>
+    </w:p>
+    <w:p>
+      <w:pPr>
+        <w:spacing w:before="20"/>
+        <w:ind w:left="0" w:firstLine="0"/>
+        <w:rPr>
+          <w:rFonts w:ascii="Times New Roman" w:hAnsi="Times New Roman"/>
+          <w:color w:val="000000" w:themeColor="text1"/>
+          <w:sz w:val="28"/>
+          <w:szCs w:val="28"/>
+        </w:rPr>
+      </w:pPr>
+      <w:r>
+        <w:rPr>
+          <w:rFonts w:ascii="Cambria Math" w:hAnsi="Cambria Math" w:cs="Cambria Math"/>
+          <w:color w:val="000000" w:themeColor="text1"/>
+          <w:sz w:val="28"/>
+          <w:szCs w:val="28"/>
+        </w:rPr>
+        <w:t>∃</w:t>
+      </w:r>
+      <w:r>
+        <w:rPr>
+          <w:rFonts w:ascii="Times New Roman" w:hAnsi="Times New Roman"/>
+          <w:color w:val="000000" w:themeColor="text1"/>
+          <w:sz w:val="28"/>
+          <w:szCs w:val="28"/>
+        </w:rPr>
+        <w:t xml:space="preserve"> means “there exists” in …</w:t>
+      </w:r>
+    </w:p>
+    <w:p>
+      <w:pPr>
+        <w:spacing w:before="20"/>
+        <w:ind w:left="0" w:firstLine="0"/>
+        <w:rPr>
+          <w:rFonts w:ascii="Times New Roman" w:hAnsi="Times New Roman"/>
+          <w:color w:val="000000" w:themeColor="text1"/>
+          <w:sz w:val="28"/>
+          <w:szCs w:val="28"/>
+        </w:rPr>
+      </w:pPr>
+      <w:r>
+        <w:rPr>
+          <w:rFonts w:ascii="Cambria Math" w:hAnsi="Cambria Math" w:cs="Cambria Math"/>
+          <w:color w:val="000000" w:themeColor="text1"/>
+          <w:sz w:val="28"/>
+          <w:szCs w:val="28"/>
+        </w:rPr>
+        <w:t>∃</w:t>
+      </w:r>
+      <w:r>
+        <w:rPr>
+          <w:rFonts w:ascii="Times New Roman" w:hAnsi="Times New Roman"/>
+          <w:color w:val="000000" w:themeColor="text1"/>
+          <w:sz w:val="28"/>
+          <w:szCs w:val="28"/>
+        </w:rPr>
+        <w:t>! means “there exists exactly one” in …</w:t>
+      </w:r>
+    </w:p>
+    <w:p>
+      <w:pPr>
+        <w:spacing w:before="20"/>
+        <w:ind w:left="0" w:firstLine="0"/>
+        <w:rPr>
+          <w:rFonts w:ascii="Times New Roman" w:hAnsi="Times New Roman"/>
+          <w:color w:val="000000" w:themeColor="text1"/>
+          <w:sz w:val="28"/>
+          <w:szCs w:val="28"/>
+        </w:rPr>
+      </w:pPr>
+      <w:r>
+        <w:rPr>
+          <w:rFonts w:ascii="Cambria Math" w:hAnsi="Cambria Math" w:cs="Cambria Math"/>
+          <w:color w:val="000000" w:themeColor="text1"/>
+          <w:sz w:val="28"/>
+          <w:szCs w:val="28"/>
+        </w:rPr>
+        <w:t>∈</w:t>
+      </w:r>
+      <w:r>
+        <w:rPr>
+          <w:rFonts w:ascii="Times New Roman" w:hAnsi="Times New Roman"/>
+          <w:color w:val="000000" w:themeColor="text1"/>
+          <w:sz w:val="28"/>
+          <w:szCs w:val="28"/>
+        </w:rPr>
+        <w:t xml:space="preserve"> means “element of”</w:t>
+      </w:r>
+    </w:p>
+    <w:p>
+      <w:pPr>
+        <w:spacing w:before="20"/>
+        <w:ind w:left="0" w:firstLine="0"/>
+        <w:rPr>
+          <w:rFonts w:ascii="Times New Roman" w:eastAsia="Times New Roman" w:hAnsi="Times New Roman"/>
+          <w:sz w:val="28"/>
+          <w:szCs w:val="28"/>
+        </w:rPr>
+      </w:pPr>
+      <w:r>
+        <w:rPr>
+          <w:rFonts w:ascii="Times New Roman" w:eastAsia="Times New Roman" w:hAnsi="Times New Roman"/>
+          <w:i/>
+          <w:iCs/>
+          <w:sz w:val="28"/>
+          <w:szCs w:val="28"/>
+        </w:rPr>
+        <w:t>ℤ</w:t>
+      </w:r>
+      <w:r>
+        <w:rPr>
+          <w:rFonts w:ascii="Times New Roman" w:eastAsia="Times New Roman" w:hAnsi="Times New Roman"/>
+          <w:sz w:val="28"/>
+          <w:szCs w:val="28"/>
+        </w:rPr>
+        <w:t xml:space="preserve"> double struck Z means the set of all </w:t>
+      </w:r>
+      <w:r>
+        <w:rPr>
+          <w:rFonts w:ascii="Times New Roman" w:eastAsia="Times New Roman" w:hAnsi="Times New Roman"/>
+          <w:i/>
+          <w:iCs/>
+          <w:sz w:val="28"/>
+          <w:szCs w:val="28"/>
+        </w:rPr>
+        <w:t>integers</w:t>
+      </w:r>
+      <w:r>
+        <w:rPr>
+          <w:rFonts w:ascii="Times New Roman" w:eastAsia="Times New Roman" w:hAnsi="Times New Roman"/>
+          <w:sz w:val="28"/>
+          <w:szCs w:val="28"/>
+        </w:rPr>
+        <w:t xml:space="preserve">   i.e. { … -1, 0, 1, 2, 3 … }</w:t>
+      </w:r>
+    </w:p>
+    <w:p>
+      <w:pPr>
+        <w:spacing w:before="20"/>
+        <w:ind w:left="0" w:firstLine="0"/>
+        <w:rPr>
+          <w:rFonts w:ascii="Times New Roman" w:eastAsia="Times New Roman" w:hAnsi="Times New Roman"/>
+          <w:sz w:val="28"/>
+          <w:szCs w:val="28"/>
+        </w:rPr>
+      </w:pPr>
+      <w:r>
+        <w:rPr>
+          <w:rFonts w:ascii="Times New Roman" w:eastAsia="Times New Roman" w:hAnsi="Times New Roman"/>
+          <w:i/>
+          <w:iCs/>
+          <w:sz w:val="28"/>
+          <w:szCs w:val="28"/>
+        </w:rPr>
+        <w:t>ℤ</w:t>
+      </w:r>
+      <w:r>
+        <w:rPr>
+          <w:rFonts w:ascii="Times New Roman" w:eastAsia="Times New Roman" w:hAnsi="Times New Roman"/>
+          <w:i/>
+          <w:iCs/>
+          <w:sz w:val="28"/>
+          <w:szCs w:val="28"/>
+          <w:vertAlign w:val="superscript"/>
+        </w:rPr>
+        <w:t>+</w:t>
+      </w:r>
+      <w:r>
+        <w:rPr>
+          <w:rFonts w:ascii="Times New Roman" w:eastAsia="Times New Roman" w:hAnsi="Times New Roman"/>
+          <w:sz w:val="28"/>
+          <w:szCs w:val="28"/>
+        </w:rPr>
+        <w:t xml:space="preserve"> means the set of integers that are positive i.e. { 1, 2, 3 … }</w:t>
+      </w:r>
+    </w:p>
+    <w:p>
+      <w:pPr>
+        <w:spacing w:before="20"/>
+        <w:ind w:left="0" w:firstLine="0"/>
+        <w:rPr>
+          <w:rFonts w:ascii="Times New Roman" w:eastAsia="Times New Roman" w:hAnsi="Times New Roman"/>
+          <w:sz w:val="28"/>
+          <w:szCs w:val="28"/>
+        </w:rPr>
+      </w:pPr>
+      <w:r>
+        <w:rPr>
+          <w:rFonts w:ascii="Times New Roman" w:eastAsia="Times New Roman" w:hAnsi="Times New Roman"/>
+          <w:sz w:val="28"/>
+          <w:szCs w:val="28"/>
+        </w:rPr>
+        <w:t>ℝ double struck R means the set of all real numbers</w:t>
+      </w:r>
+    </w:p>
+    <w:p>
+      <w:pPr>
+        <w:spacing w:before="20"/>
+        <w:ind w:left="0" w:firstLine="0"/>
+        <w:rPr>
+          <w:rFonts w:ascii="Times New Roman" w:eastAsia="Times New Roman" w:hAnsi="Times New Roman"/>
+          <w:sz w:val="28"/>
+          <w:szCs w:val="28"/>
+        </w:rPr>
+      </w:pPr>
+      <w:r>
+        <w:rPr>
+          <w:rFonts w:ascii="Times New Roman" w:eastAsia="Times New Roman" w:hAnsi="Times New Roman"/>
+          <w:i/>
+          <w:iCs/>
+          <w:sz w:val="28"/>
+          <w:szCs w:val="28"/>
+        </w:rPr>
+        <w:t>ℂ</w:t>
+      </w:r>
+      <w:r>
+        <w:rPr>
+          <w:rFonts w:ascii="Times New Roman" w:eastAsia="Times New Roman" w:hAnsi="Times New Roman"/>
+          <w:sz w:val="28"/>
+          <w:szCs w:val="28"/>
+        </w:rPr>
+        <w:t xml:space="preserve"> double struck C means the set of all complex numbers</w:t>
+      </w:r>
+    </w:p>
+    <w:p>
+      <w:pPr>
+        <w:spacing w:before="20"/>
+        <w:ind w:left="0" w:firstLine="0"/>
+        <w:rPr>
+          <w:rFonts w:ascii="Times New Roman" w:eastAsia="Times New Roman" w:hAnsi="Times New Roman"/>
+          <w:sz w:val="28"/>
+          <w:szCs w:val="28"/>
+        </w:rPr>
+      </w:pPr>
+      <w:r>
+        <w:rPr>
+          <w:rFonts w:ascii="Times New Roman" w:eastAsia="Times New Roman" w:hAnsi="Times New Roman"/>
+          <w:sz w:val="28"/>
+          <w:szCs w:val="28"/>
+        </w:rPr>
+        <w:lastRenderedPageBreak/>
+        <w:t xml:space="preserve">ℕ* double struck N means the set of all natural numbers without “0” i.e. </w:t>
+      </w:r>
+      <w:r>
+        <w:rPr>
+          <w:rFonts w:ascii="Times New Roman" w:eastAsia="Times New Roman" w:hAnsi="Times New Roman"/>
+          <w:i/>
+          <w:iCs/>
+          <w:sz w:val="28"/>
+          <w:szCs w:val="28"/>
+        </w:rPr>
+        <w:t>ℤ</w:t>
+      </w:r>
+      <w:r>
+        <w:rPr>
+          <w:rFonts w:ascii="Times New Roman" w:eastAsia="Times New Roman" w:hAnsi="Times New Roman"/>
+          <w:i/>
+          <w:iCs/>
+          <w:sz w:val="28"/>
+          <w:szCs w:val="28"/>
+          <w:vertAlign w:val="superscript"/>
+        </w:rPr>
+        <w:t>+</w:t>
+      </w:r>
+    </w:p>
+    <w:p>
+      <w:pPr>
+        <w:spacing w:before="20"/>
+        <w:ind w:left="0" w:firstLine="0"/>
+        <w:rPr>
+          <w:rFonts w:ascii="Times New Roman" w:eastAsia="Times New Roman" w:hAnsi="Times New Roman"/>
+          <w:sz w:val="28"/>
+          <w:szCs w:val="28"/>
+        </w:rPr>
+      </w:pPr>
+      <w:r>
+        <w:rPr>
+          <w:rFonts w:ascii="Times New Roman" w:eastAsia="Times New Roman" w:hAnsi="Times New Roman"/>
+          <w:sz w:val="28"/>
+          <w:szCs w:val="28"/>
+        </w:rPr>
+        <w:t>ℕ</w:t>
+      </w:r>
+      <w:r>
+        <w:rPr>
+          <w:rFonts w:ascii="Times New Roman" w:eastAsia="Times New Roman" w:hAnsi="Times New Roman"/>
+          <w:sz w:val="28"/>
+          <w:szCs w:val="28"/>
+          <w:vertAlign w:val="subscript"/>
+        </w:rPr>
+        <w:t>0</w:t>
+      </w:r>
+      <w:r>
+        <w:rPr>
+          <w:rFonts w:ascii="Times New Roman" w:eastAsia="Times New Roman" w:hAnsi="Times New Roman"/>
+          <w:sz w:val="28"/>
+          <w:szCs w:val="28"/>
+        </w:rPr>
+        <w:t xml:space="preserve"> means the set of all natural numbers including “0”</w:t>
+      </w:r>
+    </w:p>
+    <w:p>
+      <w:pPr>
+        <w:spacing w:before="20"/>
+        <w:ind w:left="0" w:firstLine="0"/>
+        <w:rPr>
+          <w:rFonts w:ascii="Times New Roman" w:eastAsia="Times New Roman" w:hAnsi="Times New Roman"/>
+          <w:sz w:val="28"/>
+          <w:szCs w:val="28"/>
+        </w:rPr>
+      </w:pPr>
+      <w:r>
+        <w:rPr>
+          <w:rFonts w:ascii="Cambria Math" w:eastAsia="Times New Roman" w:hAnsi="Cambria Math" w:cs="Cambria Math"/>
+          <w:sz w:val="28"/>
+          <w:szCs w:val="28"/>
+        </w:rPr>
+        <w:t>⇒</w:t>
+      </w:r>
+      <w:r>
+        <w:rPr>
+          <w:rFonts w:ascii="Cambria Math" w:eastAsia="Times New Roman" w:hAnsi="Cambria Math" w:cs="Cambria Math"/>
+          <w:sz w:val="28"/>
+          <w:szCs w:val="28"/>
+        </w:rPr>
+        <w:t xml:space="preserve">, </w:t>
+      </w:r>
+      <w:r>
+        <w:rPr>
+          <w:rFonts w:ascii="Cambria Math" w:eastAsia="Times New Roman" w:hAnsi="Cambria Math" w:cs="Cambria Math"/>
+          <w:sz w:val="28"/>
+          <w:szCs w:val="28"/>
+        </w:rPr>
+        <w:t>→</w:t>
+      </w:r>
+      <w:r>
+        <w:rPr>
+          <w:rFonts w:ascii="Times New Roman" w:eastAsia="Times New Roman" w:hAnsi="Times New Roman"/>
+          <w:sz w:val="28"/>
+          <w:szCs w:val="28"/>
+        </w:rPr>
+        <w:t xml:space="preserve"> implies</w:t>
+      </w:r>
+    </w:p>
+    <w:p>
+      <w:pPr>
+        <w:spacing w:before="20"/>
+        <w:ind w:left="0" w:firstLine="0"/>
+        <w:rPr>
+          <w:rFonts w:ascii="Times New Roman" w:eastAsia="Times New Roman" w:hAnsi="Times New Roman"/>
+          <w:sz w:val="28"/>
+          <w:szCs w:val="28"/>
+        </w:rPr>
+      </w:pPr>
+      <w:r>
+        <w:rPr>
+          <w:rFonts w:ascii="Cambria Math" w:eastAsia="Times New Roman" w:hAnsi="Cambria Math" w:cs="Cambria Math"/>
+          <w:sz w:val="28"/>
+          <w:szCs w:val="28"/>
+        </w:rPr>
+        <w:t>⊂</w:t>
+      </w:r>
+      <w:r>
+        <w:rPr>
+          <w:rFonts w:ascii="Times New Roman" w:eastAsia="Times New Roman" w:hAnsi="Times New Roman"/>
+          <w:sz w:val="28"/>
+          <w:szCs w:val="28"/>
+        </w:rPr>
+        <w:t xml:space="preserve"> subset of,   </w:t>
+      </w:r>
+      <w:r>
+        <w:rPr>
+          <w:rFonts w:ascii="Cambria Math" w:eastAsia="Times New Roman" w:hAnsi="Cambria Math" w:cs="Cambria Math"/>
+          <w:sz w:val="28"/>
+          <w:szCs w:val="28"/>
+        </w:rPr>
+        <w:t>⊆</w:t>
+      </w:r>
+      <w:r>
+        <w:rPr>
+          <w:rFonts w:ascii="Times New Roman" w:eastAsia="Times New Roman" w:hAnsi="Times New Roman"/>
+          <w:sz w:val="28"/>
+          <w:szCs w:val="28"/>
+        </w:rPr>
+        <w:t xml:space="preserve"> proper subset of,  </w:t>
+      </w:r>
+      <w:r>
+        <w:rPr>
+          <w:rFonts w:ascii="Cambria Math" w:eastAsia="Times New Roman" w:hAnsi="Cambria Math" w:cs="Cambria Math"/>
+          <w:sz w:val="28"/>
+          <w:szCs w:val="28"/>
+        </w:rPr>
+        <w:t>⊄</w:t>
+      </w:r>
+      <w:r>
+        <w:rPr>
+          <w:rFonts w:ascii="Times New Roman" w:eastAsia="Times New Roman" w:hAnsi="Times New Roman"/>
+          <w:sz w:val="28"/>
+          <w:szCs w:val="28"/>
+        </w:rPr>
+        <w:t xml:space="preserve"> not subset of</w:t>
+      </w:r>
+    </w:p>
+    <w:p>
+      <w:pPr>
+        <w:spacing w:before="20"/>
+        <w:ind w:left="0" w:firstLine="0"/>
+        <w:rPr>
+          <w:rFonts w:ascii="Times New Roman" w:eastAsia="Times New Roman" w:hAnsi="Times New Roman"/>
+          <w:sz w:val="28"/>
+          <w:szCs w:val="28"/>
+        </w:rPr>
+      </w:pPr>
+      <w:r>
+        <w:rPr>
+          <w:rFonts w:ascii="Cambria Math" w:eastAsia="Times New Roman" w:hAnsi="Cambria Math" w:cs="Cambria Math"/>
+          <w:sz w:val="28"/>
+          <w:szCs w:val="28"/>
+        </w:rPr>
+        <w:t>⇔</w:t>
+      </w:r>
+      <w:r>
+        <w:rPr>
+          <w:rFonts w:ascii="Cambria Math" w:eastAsia="Times New Roman" w:hAnsi="Cambria Math" w:cs="Cambria Math"/>
+          <w:sz w:val="28"/>
+          <w:szCs w:val="28"/>
+        </w:rPr>
+        <w:t xml:space="preserve">, </w:t>
+      </w:r>
+      <w:r>
+        <w:rPr>
+          <w:rFonts w:ascii="Cambria Math" w:eastAsia="Times New Roman" w:hAnsi="Cambria Math" w:cs="Cambria Math"/>
+          <w:sz w:val="28"/>
+          <w:szCs w:val="28"/>
+        </w:rPr>
+        <w:t>↔</w:t>
+      </w:r>
+      <w:r>
+        <w:rPr>
+          <w:rFonts w:ascii="Times New Roman" w:eastAsia="Times New Roman" w:hAnsi="Times New Roman"/>
+          <w:sz w:val="28"/>
+          <w:szCs w:val="28"/>
+        </w:rPr>
+        <w:t xml:space="preserve"> biconditional, iff</w:t>
+      </w:r>
+    </w:p>
+    <w:p>
+      <w:pPr>
+        <w:spacing w:before="20"/>
+        <w:ind w:left="0" w:firstLine="0"/>
+        <w:rPr>
+          <w:rFonts w:ascii="Times New Roman" w:eastAsia="Times New Roman" w:hAnsi="Times New Roman"/>
+          <w:sz w:val="28"/>
+          <w:szCs w:val="28"/>
+        </w:rPr>
+      </w:pPr>
+      <w:r>
+        <w:rPr>
+          <w:rFonts w:ascii="Cambria Math" w:eastAsia="Times New Roman" w:hAnsi="Cambria Math" w:cs="Cambria Math"/>
+          <w:sz w:val="28"/>
+          <w:szCs w:val="28"/>
+        </w:rPr>
+        <w:t>∧</w:t>
+      </w:r>
+      <w:r>
+        <w:rPr>
+          <w:rFonts w:ascii="Times New Roman" w:eastAsia="Times New Roman" w:hAnsi="Times New Roman"/>
+          <w:sz w:val="28"/>
+          <w:szCs w:val="28"/>
+        </w:rPr>
+        <w:t xml:space="preserve"> and</w:t>
+      </w:r>
+    </w:p>
+    <w:p>
+      <w:pPr>
+        <w:spacing w:before="20"/>
+        <w:ind w:left="0" w:firstLine="0"/>
+        <w:rPr>
+          <w:rFonts w:ascii="Times New Roman" w:eastAsia="Times New Roman" w:hAnsi="Times New Roman"/>
+          <w:sz w:val="28"/>
+          <w:szCs w:val="28"/>
+        </w:rPr>
+      </w:pPr>
+      <w:r>
+        <w:rPr>
+          <w:rFonts w:ascii="Cambria Math" w:eastAsia="Times New Roman" w:hAnsi="Cambria Math" w:cs="Cambria Math"/>
+          <w:sz w:val="28"/>
+          <w:szCs w:val="28"/>
+        </w:rPr>
+        <w:t>∨</w:t>
+      </w:r>
+      <w:r>
+        <w:rPr>
+          <w:rFonts w:ascii="Times New Roman" w:eastAsia="Times New Roman" w:hAnsi="Times New Roman"/>
+          <w:sz w:val="28"/>
+          <w:szCs w:val="28"/>
+        </w:rPr>
+        <w:t xml:space="preserve"> or </w:t>
+      </w:r>
+    </w:p>
+    <w:p>
+      <w:pPr>
+        <w:spacing w:before="20"/>
+        <w:ind w:left="0" w:firstLine="0"/>
+        <w:rPr>
+          <w:rFonts w:ascii="Times New Roman" w:eastAsia="Times New Roman" w:hAnsi="Times New Roman"/>
+          <w:sz w:val="28"/>
+          <w:szCs w:val="28"/>
+        </w:rPr>
+      </w:pPr>
+      <w:r>
+        <w:rPr>
+          <w:rFonts w:ascii="Cambria Math" w:eastAsia="Times New Roman" w:hAnsi="Cambria Math" w:cs="Cambria Math"/>
+          <w:sz w:val="28"/>
+          <w:szCs w:val="28"/>
+        </w:rPr>
+        <w:t>⊕</w:t>
+      </w:r>
+      <w:r>
+        <w:rPr>
+          <w:rFonts w:ascii="Times New Roman" w:eastAsia="Times New Roman" w:hAnsi="Times New Roman"/>
+          <w:sz w:val="28"/>
+          <w:szCs w:val="28"/>
+        </w:rPr>
+        <w:t xml:space="preserve"> xor</w:t>
+      </w:r>
+    </w:p>
+    <w:p>
+      <w:pPr>
+        <w:spacing w:before="20"/>
+        <w:ind w:left="0" w:firstLine="0"/>
+        <w:rPr>
+          <w:rFonts w:ascii="Times New Roman" w:eastAsia="Times New Roman" w:hAnsi="Times New Roman"/>
+          <w:sz w:val="28"/>
+          <w:szCs w:val="28"/>
+        </w:rPr>
+      </w:pPr>
+      <w:r>
+        <w:rPr>
+          <w:rFonts w:ascii="Cambria Math" w:eastAsia="Times New Roman" w:hAnsi="Cambria Math" w:cs="Cambria Math"/>
+          <w:sz w:val="28"/>
+          <w:szCs w:val="28"/>
+        </w:rPr>
+        <w:t>⊤</w:t>
+      </w:r>
+      <w:r>
+        <w:rPr>
+          <w:rFonts w:ascii="Times New Roman" w:eastAsia="Times New Roman" w:hAnsi="Times New Roman"/>
+          <w:sz w:val="28"/>
+          <w:szCs w:val="28"/>
+        </w:rPr>
+        <w:t xml:space="preserve"> true</w:t>
+      </w:r>
+    </w:p>
+    <w:p>
+      <w:pPr>
+        <w:spacing w:before="20"/>
+        <w:ind w:left="0" w:firstLine="0"/>
+        <w:rPr>
+          <w:rFonts w:ascii="Times New Roman" w:eastAsia="Times New Roman" w:hAnsi="Times New Roman"/>
+          <w:sz w:val="28"/>
+          <w:szCs w:val="28"/>
+        </w:rPr>
+      </w:pPr>
+      <w:r>
+        <w:rPr>
+          <w:rFonts w:ascii="Cambria Math" w:eastAsia="Times New Roman" w:hAnsi="Cambria Math" w:cs="Cambria Math"/>
+          <w:sz w:val="28"/>
+          <w:szCs w:val="28"/>
+        </w:rPr>
+        <w:t>⊥</w:t>
+      </w:r>
+      <w:r>
+        <w:rPr>
+          <w:rFonts w:ascii="Times New Roman" w:eastAsia="Times New Roman" w:hAnsi="Times New Roman"/>
+          <w:sz w:val="28"/>
+          <w:szCs w:val="28"/>
+        </w:rPr>
+        <w:t xml:space="preserve"> false</w:t>
+      </w:r>
+    </w:p>
+    <w:p>
+      <w:pPr>
+        <w:spacing w:before="20"/>
+        <w:ind w:left="0" w:firstLine="0"/>
+        <w:rPr>
+          <w:rFonts w:ascii="Times New Roman" w:eastAsia="Times New Roman" w:hAnsi="Times New Roman"/>
+          <w:sz w:val="28"/>
+          <w:szCs w:val="28"/>
+        </w:rPr>
+      </w:pPr>
+      <w:r>
+        <w:rPr>
+          <w:rFonts w:ascii="Times New Roman" w:eastAsia="Times New Roman" w:hAnsi="Times New Roman"/>
+          <w:sz w:val="28"/>
+          <w:szCs w:val="28"/>
+        </w:rPr>
+        <w:t>*New*</w:t>
+      </w:r>
+    </w:p>
+    <w:p>
+      <w:pPr>
+        <w:spacing w:before="20"/>
+        <w:ind w:left="0" w:firstLine="0"/>
+        <w:rPr>
+          <w:rFonts w:ascii="Times New Roman" w:eastAsia="Times New Roman" w:hAnsi="Times New Roman"/>
+          <w:color w:val="000000" w:themeColor="text1"/>
+          <w:sz w:val="28"/>
+          <w:szCs w:val="28"/>
+        </w:rPr>
+      </w:pPr>
+      <w:r>
+        <w:rPr>
+          <w:rFonts w:ascii="Times New Roman" w:eastAsia="Times New Roman" w:hAnsi="Times New Roman"/>
+          <w:color w:val="000000" w:themeColor="text1"/>
+          <w:sz w:val="28"/>
+          <w:szCs w:val="28"/>
+        </w:rPr>
+        <w:t>|   “Where” or “Such that”</w:t>
+      </w:r>
+    </w:p>
+    <w:p>
+      <w:pPr>
+        <w:spacing w:before="20"/>
+        <w:ind w:left="0" w:firstLine="0"/>
+        <w:rPr>
+          <w:rFonts w:ascii="Cambria Math" w:eastAsia="Times New Roman" w:hAnsi="Cambria Math"/>
+          <w:b/>
+          <w:bCs/>
+          <w:color w:val="000000" w:themeColor="text1"/>
+          <w:sz w:val="24"/>
+        </w:rPr>
+      </w:pPr>
+      <w:r>
+        <w:rPr>
+          <w:rFonts w:ascii="Cambria Math" w:eastAsia="Times New Roman" w:hAnsi="Cambria Math"/>
+          <w:b/>
+          <w:bCs/>
+          <w:color w:val="000000" w:themeColor="text1"/>
+          <w:sz w:val="24"/>
+        </w:rPr>
+        <w:t>∴ = “Therefore”</w:t>
+      </w:r>
+    </w:p>
+    <w:p>
+      <w:pPr>
+        <w:spacing w:before="20"/>
+        <w:ind w:left="0" w:firstLine="0"/>
+        <w:rPr>
+          <w:rFonts w:ascii="Times New Roman" w:eastAsia="Times New Roman" w:hAnsi="Times New Roman"/>
+          <w:color w:val="000000" w:themeColor="text1"/>
+          <w:sz w:val="28"/>
+          <w:szCs w:val="28"/>
+        </w:rPr>
+      </w:pPr>
+      <w:r>
+        <w:rPr>
+          <w:rFonts w:ascii="Cambria Math" w:eastAsia="Times New Roman" w:hAnsi="Cambria Math"/>
+          <w:b/>
+          <w:bCs/>
+          <w:color w:val="000000" w:themeColor="text1"/>
+          <w:sz w:val="24"/>
+        </w:rPr>
+        <w:t>∎ = Q.E.D.</w:t>
+      </w:r>
+    </w:p>
+    <w:p>
+      <w:pPr>
+        <w:spacing w:after="812" w:line="265" w:lineRule="auto"/>
+        <w:ind w:left="0" w:firstLine="0"/>
+      </w:pPr>
+    </w:p>
+    <w:p>
+      <w:pPr>
+        <w:pStyle w:val="ListParagraph"/>
+        <w:spacing w:line="259" w:lineRule="auto"/>
+        <w:ind w:right="-21"/>
+        <w:rPr>
           <w:rFonts w:ascii="Arial" w:eastAsia="Noto Sans" w:hAnsi="Arial" w:cs="Arial"/>
           <w:sz w:val="21"/>
         </w:rPr>
@@ -361,7 +1913,7 @@
     </w:p>
     <w:sectPr>
       <w:pgSz w:w="12240" w:h="15840"/>
-      <w:pgMar w:top="1440" w:right="2550" w:bottom="1440" w:left="2781" w:header="720" w:footer="720" w:gutter="0"/>
+      <w:pgMar w:top="1440" w:right="2079" w:bottom="1440" w:left="2061" w:header="720" w:footer="720" w:gutter="0"/>
       <w:cols w:space="720"/>
     </w:sectPr>
   </w:body>
@@ -639,6 +2191,146 @@
     </w:lvl>
   </w:abstractNum>
   <w:abstractNum w:abstractNumId="3" w15:restartNumberingAfterBreak="0">
+    <w:nsid w:val="69C03F50"/>
+    <w:multiLevelType w:val="multilevel"/>
+    <w:tmpl w:val="4DB68D70"/>
+    <w:lvl w:ilvl="0">
+      <w:start w:val="1"/>
+      <w:numFmt w:val="bullet"/>
+      <w:lvlText w:val=""/>
+      <w:lvlJc w:val="left"/>
+      <w:pPr>
+        <w:tabs>
+          <w:tab w:val="num" w:pos="0"/>
+        </w:tabs>
+        <w:ind w:left="720" w:hanging="360"/>
+      </w:pPr>
+      <w:rPr>
+        <w:rFonts w:ascii="Symbol" w:hAnsi="Symbol" w:cs="Symbol" w:hint="default"/>
+      </w:rPr>
+    </w:lvl>
+    <w:lvl w:ilvl="1">
+      <w:start w:val="1"/>
+      <w:numFmt w:val="bullet"/>
+      <w:lvlText w:val="o"/>
+      <w:lvlJc w:val="left"/>
+      <w:pPr>
+        <w:tabs>
+          <w:tab w:val="num" w:pos="0"/>
+        </w:tabs>
+        <w:ind w:left="1440" w:hanging="360"/>
+      </w:pPr>
+      <w:rPr>
+        <w:rFonts w:ascii="Courier New" w:hAnsi="Courier New" w:cs="Courier New" w:hint="default"/>
+      </w:rPr>
+    </w:lvl>
+    <w:lvl w:ilvl="2">
+      <w:start w:val="1"/>
+      <w:numFmt w:val="bullet"/>
+      <w:lvlText w:val=""/>
+      <w:lvlJc w:val="left"/>
+      <w:pPr>
+        <w:tabs>
+          <w:tab w:val="num" w:pos="0"/>
+        </w:tabs>
+        <w:ind w:left="2160" w:hanging="360"/>
+      </w:pPr>
+      <w:rPr>
+        <w:rFonts w:ascii="Wingdings" w:hAnsi="Wingdings" w:cs="Wingdings" w:hint="default"/>
+      </w:rPr>
+    </w:lvl>
+    <w:lvl w:ilvl="3">
+      <w:start w:val="1"/>
+      <w:numFmt w:val="bullet"/>
+      <w:lvlText w:val=""/>
+      <w:lvlJc w:val="left"/>
+      <w:pPr>
+        <w:tabs>
+          <w:tab w:val="num" w:pos="0"/>
+        </w:tabs>
+        <w:ind w:left="2880" w:hanging="360"/>
+      </w:pPr>
+      <w:rPr>
+        <w:rFonts w:ascii="Symbol" w:hAnsi="Symbol" w:cs="Symbol" w:hint="default"/>
+      </w:rPr>
+    </w:lvl>
+    <w:lvl w:ilvl="4">
+      <w:start w:val="1"/>
+      <w:numFmt w:val="bullet"/>
+      <w:lvlText w:val="o"/>
+      <w:lvlJc w:val="left"/>
+      <w:pPr>
+        <w:tabs>
+          <w:tab w:val="num" w:pos="0"/>
+        </w:tabs>
+        <w:ind w:left="3600" w:hanging="360"/>
+      </w:pPr>
+      <w:rPr>
+        <w:rFonts w:ascii="Courier New" w:hAnsi="Courier New" w:cs="Courier New" w:hint="default"/>
+      </w:rPr>
+    </w:lvl>
+    <w:lvl w:ilvl="5">
+      <w:start w:val="1"/>
+      <w:numFmt w:val="bullet"/>
+      <w:lvlText w:val=""/>
+      <w:lvlJc w:val="left"/>
+      <w:pPr>
+        <w:tabs>
+          <w:tab w:val="num" w:pos="0"/>
+        </w:tabs>
+        <w:ind w:left="4320" w:hanging="360"/>
+      </w:pPr>
+      <w:rPr>
+        <w:rFonts w:ascii="Wingdings" w:hAnsi="Wingdings" w:cs="Wingdings" w:hint="default"/>
+      </w:rPr>
+    </w:lvl>
+    <w:lvl w:ilvl="6">
+      <w:start w:val="1"/>
+      <w:numFmt w:val="bullet"/>
+      <w:lvlText w:val=""/>
+      <w:lvlJc w:val="left"/>
+      <w:pPr>
+        <w:tabs>
+          <w:tab w:val="num" w:pos="0"/>
+        </w:tabs>
+        <w:ind w:left="5040" w:hanging="360"/>
+      </w:pPr>
+      <w:rPr>
+        <w:rFonts w:ascii="Symbol" w:hAnsi="Symbol" w:cs="Symbol" w:hint="default"/>
+      </w:rPr>
+    </w:lvl>
+    <w:lvl w:ilvl="7">
+      <w:start w:val="1"/>
+      <w:numFmt w:val="bullet"/>
+      <w:lvlText w:val="o"/>
+      <w:lvlJc w:val="left"/>
+      <w:pPr>
+        <w:tabs>
+          <w:tab w:val="num" w:pos="0"/>
+        </w:tabs>
+        <w:ind w:left="5760" w:hanging="360"/>
+      </w:pPr>
+      <w:rPr>
+        <w:rFonts w:ascii="Courier New" w:hAnsi="Courier New" w:cs="Courier New" w:hint="default"/>
+      </w:rPr>
+    </w:lvl>
+    <w:lvl w:ilvl="8">
+      <w:start w:val="1"/>
+      <w:numFmt w:val="bullet"/>
+      <w:lvlText w:val=""/>
+      <w:lvlJc w:val="left"/>
+      <w:pPr>
+        <w:tabs>
+          <w:tab w:val="num" w:pos="0"/>
+        </w:tabs>
+        <w:ind w:left="6480" w:hanging="360"/>
+      </w:pPr>
+      <w:rPr>
+        <w:rFonts w:ascii="Wingdings" w:hAnsi="Wingdings" w:cs="Wingdings" w:hint="default"/>
+      </w:rPr>
+    </w:lvl>
+  </w:abstractNum>
+  <w:abstractNum w:abstractNumId="4" w15:restartNumberingAfterBreak="0">
     <w:nsid w:val="6D082B62"/>
     <w:multiLevelType w:val="hybridMultilevel"/>
     <w:tmpl w:val="27DEB68A"/>
@@ -737,6 +2429,9 @@
     <w:abstractNumId w:val="1"/>
   </w:num>
   <w:num w:numId="4" w16cid:durableId="1195578769">
+    <w:abstractNumId w:val="4"/>
+  </w:num>
+  <w:num w:numId="5" w16cid:durableId="960041468">
     <w:abstractNumId w:val="3"/>
   </w:num>
 </w:numbering>
@@ -941,7 +2636,7 @@
     <w:lsdException w:name="Medium Shading 2 Accent 1" w:uiPriority="64"/>
     <w:lsdException w:name="Medium List 1 Accent 1" w:uiPriority="65"/>
     <w:lsdException w:name="Revision" w:semiHidden="1"/>
-    <w:lsdException w:name="List Paragraph" w:uiPriority="1" w:qFormat="1"/>
+    <w:lsdException w:name="List Paragraph" w:uiPriority="34" w:qFormat="1"/>
     <w:lsdException w:name="Quote" w:uiPriority="29" w:qFormat="1"/>
     <w:lsdException w:name="Intense Quote" w:uiPriority="30" w:qFormat="1"/>
     <w:lsdException w:name="Medium List 2 Accent 1" w:uiPriority="66"/>
@@ -1222,7 +2917,7 @@
   <w:style w:type="paragraph" w:styleId="ListParagraph">
     <w:name w:val="List Paragraph"/>
     <w:basedOn w:val="Normal"/>
-    <w:uiPriority w:val="1"/>
+    <w:uiPriority w:val="34"/>
     <w:qFormat/>
     <w:rsid w:val="008B7D85"/>
     <w:pPr>
@@ -1236,6 +2931,26 @@
       <w:color w:val="auto"/>
       <w:kern w:val="0"/>
       <w:szCs w:val="22"/>
+      <w:lang w:val="en-US" w:eastAsia="en-US"/>
+      <w14:ligatures w14:val="none"/>
+    </w:rPr>
+  </w:style>
+  <w:style w:type="paragraph" w:styleId="NormalWeb">
+    <w:name w:val="Normal (Web)"/>
+    <w:basedOn w:val="Normal"/>
+    <w:uiPriority w:val="99"/>
+    <w:unhideWhenUsed/>
+    <w:rsid w:val="00737976"/>
+    <w:pPr>
+      <w:spacing w:before="100" w:beforeAutospacing="1" w:after="100" w:afterAutospacing="1" w:line="240" w:lineRule="auto"/>
+      <w:ind w:left="0" w:firstLine="0"/>
+      <w:jc w:val="left"/>
+    </w:pPr>
+    <w:rPr>
+      <w:rFonts w:ascii="Times New Roman" w:eastAsia="Times New Roman" w:hAnsi="Times New Roman"/>
+      <w:color w:val="auto"/>
+      <w:kern w:val="0"/>
+      <w:sz w:val="24"/>
       <w:lang w:val="en-US" w:eastAsia="en-US"/>
       <w14:ligatures w14:val="none"/>
     </w:rPr>

--- a/teaching/2026Summer/5070/HW/7.docx
+++ b/teaching/2026Summer/5070/HW/7.docx
@@ -312,7 +312,7 @@
           <w:sz w:val="28"/>
           <w:szCs w:val="28"/>
         </w:rPr>
-        <w:t xml:space="preserve">provide </w:t>
+        <w:t>provide k</w:t>
       </w:r>
       <w:r>
         <w:rPr>
@@ -321,8 +321,9 @@
           <w:iCs/>
           <w:sz w:val="28"/>
           <w:szCs w:val="28"/>
-        </w:rPr>
-        <w:t>k</w:t>
+          <w:vertAlign w:val="subscript"/>
+        </w:rPr>
+        <w:t>1</w:t>
       </w:r>
       <w:r>
         <w:rPr>
@@ -331,9 +332,8 @@
           <w:iCs/>
           <w:sz w:val="28"/>
           <w:szCs w:val="28"/>
-          <w:vertAlign w:val="subscript"/>
-        </w:rPr>
-        <w:t>1</w:t>
+        </w:rPr>
+        <w:t>, k</w:t>
       </w:r>
       <w:r>
         <w:rPr>
@@ -342,8 +342,9 @@
           <w:iCs/>
           <w:sz w:val="28"/>
           <w:szCs w:val="28"/>
-        </w:rPr>
-        <w:t>, k</w:t>
+          <w:vertAlign w:val="subscript"/>
+        </w:rPr>
+        <w:t>2</w:t>
       </w:r>
       <w:r>
         <w:rPr>
@@ -352,9 +353,8 @@
           <w:iCs/>
           <w:sz w:val="28"/>
           <w:szCs w:val="28"/>
-          <w:vertAlign w:val="subscript"/>
-        </w:rPr>
-        <w:t>2</w:t>
+        </w:rPr>
+        <w:t xml:space="preserve">, …, </w:t>
       </w:r>
       <w:r>
         <w:rPr>
@@ -364,7 +364,7 @@
           <w:sz w:val="28"/>
           <w:szCs w:val="28"/>
         </w:rPr>
-        <w:t xml:space="preserve">, …, </w:t>
+        <w:t xml:space="preserve">n </w:t>
       </w:r>
       <w:r>
         <w:rPr>
@@ -374,7 +374,7 @@
           <w:sz w:val="28"/>
           <w:szCs w:val="28"/>
         </w:rPr>
-        <w:t xml:space="preserve">n </w:t>
+        <w:t>that</w:t>
       </w:r>
       <w:r>
         <w:rPr>
@@ -384,7 +384,7 @@
           <w:sz w:val="28"/>
           <w:szCs w:val="28"/>
         </w:rPr>
-        <w:t>that</w:t>
+        <w:t xml:space="preserve"> the</w:t>
       </w:r>
       <w:r>
         <w:rPr>
@@ -394,27 +394,7 @@
           <w:sz w:val="28"/>
           <w:szCs w:val="28"/>
         </w:rPr>
-        <w:t xml:space="preserve"> the</w:t>
-      </w:r>
-      <w:r>
-        <w:rPr>
-          <w:rFonts w:ascii="Times New Roman" w:hAnsi="Times New Roman"/>
-          <w:i/>
-          <w:iCs/>
-          <w:sz w:val="28"/>
-          <w:szCs w:val="28"/>
-        </w:rPr>
-        <w:t xml:space="preserve"> </w:t>
-      </w:r>
-      <w:r>
-        <w:rPr>
-          <w:rFonts w:ascii="Times New Roman" w:hAnsi="Times New Roman"/>
-          <w:i/>
-          <w:iCs/>
-          <w:sz w:val="28"/>
-          <w:szCs w:val="28"/>
-        </w:rPr>
-        <w:t xml:space="preserve">x ≡ </w:t>
+        <w:t xml:space="preserve"> x ≡ </w:t>
       </w:r>
       <w:r>
         <w:rPr>
@@ -1596,7 +1576,7 @@
           <w:sz w:val="28"/>
           <w:szCs w:val="28"/>
         </w:rPr>
-        <w:t xml:space="preserve"> subset of,   </w:t>
+        <w:t xml:space="preserve"> proper subset of,   </w:t>
       </w:r>
       <w:r>
         <w:rPr>
@@ -1612,7 +1592,7 @@
           <w:sz w:val="28"/>
           <w:szCs w:val="28"/>
         </w:rPr>
-        <w:t xml:space="preserve"> proper subset of,  </w:t>
+        <w:t xml:space="preserve"> subset of,  </w:t>
       </w:r>
       <w:r>
         <w:rPr>
